--- a/kellie_english_cv_2026.docx
+++ b/kellie_english_cv_2026.docx
@@ -40,7 +40,7 @@
         </w:rPr>
         <w:t xml:space="preserve">  ·  </w:t>
       </w:r>
-      <w:hyperlink w:history="1" r:id="rIdrnkgsb5njacfwvdhpz6wv">
+      <w:hyperlink w:history="1" r:id="rIdkyk3sftn5tdpos-hlpjfg">
         <w:r>
           <w:rPr>
             <w:rFonts w:ascii="Arial" w:cs="Arial" w:eastAsia="Arial" w:hAnsi="Arial"/>
@@ -60,7 +60,7 @@
         </w:rPr>
         <w:t xml:space="preserve">  ·  </w:t>
       </w:r>
-      <w:hyperlink w:history="1" r:id="rId1ruum04lzzeotfcdhca7t">
+      <w:hyperlink w:history="1" r:id="rIdikju6jr6vmsvokvqpwman">
         <w:r>
           <w:rPr>
             <w:rFonts w:ascii="Arial" w:cs="Arial" w:eastAsia="Arial" w:hAnsi="Arial"/>
@@ -88,7 +88,7 @@
         <w:pBdr>
           <w:bottom w:val="single" w:color="2E75B6" w:sz="6" w:space="4"/>
         </w:pBdr>
-        <w:spacing w:after="80" w:before="280"/>
+        <w:spacing w:after="80" w:before="480"/>
       </w:pPr>
       <w:r>
         <w:rPr>
@@ -121,7 +121,7 @@
         <w:pBdr>
           <w:bottom w:val="single" w:color="2E75B6" w:sz="6" w:space="4"/>
         </w:pBdr>
-        <w:spacing w:after="80" w:before="280"/>
+        <w:spacing w:after="80" w:before="480"/>
       </w:pPr>
       <w:r>
         <w:rPr>
@@ -154,7 +154,7 @@
         <w:pBdr>
           <w:bottom w:val="single" w:color="2E75B6" w:sz="6" w:space="4"/>
         </w:pBdr>
-        <w:spacing w:after="80" w:before="280"/>
+        <w:spacing w:after="80" w:before="480"/>
       </w:pPr>
       <w:r>
         <w:rPr>
@@ -1080,7 +1080,7 @@
         <w:pBdr>
           <w:bottom w:val="single" w:color="2E75B6" w:sz="6" w:space="4"/>
         </w:pBdr>
-        <w:spacing w:after="80" w:before="280"/>
+        <w:spacing w:after="80" w:before="480"/>
       </w:pPr>
       <w:r>
         <w:rPr>
